--- a/sensitivity-analysis/sensitivity_methodology.docx
+++ b/sensitivity-analysis/sensitivity_methodology.docx
@@ -33,7 +33,7 @@
     </w:p>
     <w:p>
       <w:r>
-        <w:t>Three metrics are computed for every sensitivity scenario. They operate at different levels of granularity: the sensitivity index summarises the whole portfolio in a single number; the log-ratio of scores explains the mechanism per fund; and rank change flags qualitative threshold crossings. Together they answer: how much did the recommendation change, why did it change, and did anything cross an important boundary?</w:t>
+        <w:t>For every scenario we report five metrics. The first two summarise the whole portfolio in one or two numbers; the remaining three break down what happened fund-by-fund and perspective-by-perspective. Together they answer: how much did the recommended donation split change, why did it change, and did anything cross a meaningful threshold?</w:t>
       </w:r>
     </w:p>
     <w:p/>
@@ -43,7 +43,7 @@
           <w:b/>
           <w:sz w:val="22"/>
         </w:rPr>
-        <w:t>1.  Sensitivity Index  (headline metric — one number per scenario)</w:t>
+        <w:t>1.  Portfolio shift  (headline — one number per scenario)</w:t>
       </w:r>
     </w:p>
     <w:p>
@@ -53,12 +53,15 @@
           <w:color w:val="444444"/>
           <w:sz w:val="20"/>
         </w:rPr>
-        <w:t>Formula:  sensitivity_index  =  Σ |Δ alloc%| / 2</w:t>
+        <w:t>Formula:  portfolio shift  =  ( Σ |new allocation% − old allocation%| )  ÷  2</w:t>
       </w:r>
     </w:p>
     <w:p>
       <w:r>
-        <w:t>The sum of absolute allocation changes across all funds, divided by two. Reported in percentage points (pp). A value of 15 pp means that 15% of the total portfolio was reallocated between funds when the parameter changed.</w:t>
+        <w:t>For each fund, we take the absolute difference between its allocation percentage before and after the parameter change, sum those differences across all funds, then divide by two. The result is in percentage points (pp).</w:t>
+        <w:br/>
+        <w:br/>
+        <w:t>Example: if the scenario moves 15% of the budget from GiveWell to Sentinel Bio and nothing else changes, the portfolio shift = 15 pp.</w:t>
       </w:r>
     </w:p>
     <w:p>
@@ -72,13 +75,13 @@
         <w:t xml:space="preserve">Why this metric: </w:t>
       </w:r>
       <w:r>
-        <w:t>Because portfolio allocations must sum to 100%, every pp gained by one fund is lost by others — so the sum of all absolute changes always equals twice the mass transferred. Dividing by two gives a single, interpretable number: 'X pp of the portfolio shifted.' This is preferable to max(|Δ alloc|), which is dominated by whichever single fund sits closest to a scoring threshold, ignoring system-wide reallocation. It is also preferable to mean(|Δ alloc|), which depends on the arbitrary number of funds in the model.</w:t>
+        <w:t>Because the allocations across all funds must always add up to 100%, every percentage point gained by one fund is lost by others. The raw sum of all changes therefore double-counts every transfer; dividing by two gives the actual amount of money that moved. This produces a single, intuitive number: 'X% of the total donation budget was reallocated.'</w:t>
         <w:br/>
         <w:br/>
-        <w:t>Why the raw sensitivity index is the primary metric: The perturbation sizes for each scenario are not arbitrary — they are calibrated to represent plausible real-world uncertainty ranges (e.g. a 100× uncertainty on r_inf reflects genuine expert disagreement, not a hypothetical). The raw SI therefore directly answers the decision-relevant question: 'If the world actually looks like scenario X, how much would my portfolio shift?' That is what a donor needs to know.</w:t>
+        <w:t>Why this is the primary metric: The size of each scenario's parameter change is not arbitrary — it is set to represent a realistic range of expert uncertainty. So the portfolio shift directly answers the decision- relevant question: 'If our assumptions about this parameter are wrong by this much, how different would a donor's recommended split be?' That is what a donor needs to know.</w:t>
         <w:br/>
         <w:br/>
-        <w:t>Why normalized_SI is also reported: When comparing parameter importance across scenarios, scenarios with larger perturbations mechanically tend to produce larger SI values. The normalized sensitivity index — SI divided by log₁₀(perturbation_ratio) — controls for this, expressing sensitivity as pp of reallocation per order-of-magnitude of parameter change. It answers a different question: 'Which parameter, if I were equally uncertain about it on a log scale, has the most leverage over the portfolio?' Both metrics are reported; neither should be used alone. normalized_SI is left blank for categorical scenarios (no_cubic_growth, near_pessimistic_outcomes) that do not have a natural scalar perturbation ratio.</w:t>
+        <w:t>Why the per-order-of-magnitude version (Metric 1b) is also reported: Some scenarios test a 100× change in a parameter; others test only a 10× change. All else equal, larger perturbations produce larger portfolio shifts, making it hard to compare parameter importance across scenarios. Dividing by the size of the perturbation (on a log scale) puts scenarios on a common footing — expressing sensitivity as 'how many percentage points shift per factor-of-10 change in this parameter.' Both versions are reported; neither should be used alone. The per-OOM version is left blank for scenarios that cannot be expressed as a factor change (e.g. 'assume stellar expansion never happens').</w:t>
       </w:r>
     </w:p>
     <w:p/>
@@ -88,7 +91,7 @@
           <w:b/>
           <w:sz w:val="22"/>
         </w:rPr>
-        <w:t>1b.  Normalized Sensitivity Index  (secondary — controls for perturbation scale)</w:t>
+        <w:t>1b.  Portfolio shift per order of magnitude  (secondary)</w:t>
       </w:r>
     </w:p>
     <w:p>
@@ -98,12 +101,17 @@
           <w:color w:val="444444"/>
           <w:sz w:val="20"/>
         </w:rPr>
-        <w:t>Formula:  normalized_SI  =  sensitivity_index / log₁₀(perturbation_ratio)</w:t>
+        <w:t>Formula:  shift per OOM  =  portfolio shift  ÷  log₁₀(perturbation factor)</w:t>
+        <w:br/>
+        <w:t>e.g. for a 100× change:  shift per OOM  =  portfolio shift  ÷  2</w:t>
       </w:r>
     </w:p>
     <w:p>
       <w:r>
-        <w:t>The sensitivity index divided by the base-10 logarithm of the perturbation ratio. Units: pp per order-of-magnitude (pp/OOM). A value of 8 pp/OOM means that each factor-of-10 change in the parameter is associated with 8 pp of portfolio reallocation. Left blank for categorical scenarios.</w:t>
+        <w:t>The portfolio shift (Metric 1) divided by the base-10 logarithm of the perturbation factor. Units: percentage points per order of magnitude (pp/OOM). A value of 8 pp/OOM means that each factor-of-10 change in the parameter is associated with 8 pp of budget reallocation.</w:t>
+        <w:br/>
+        <w:br/>
+        <w:t>Left blank for scenarios that represent a categorical change rather than a scalar one.</w:t>
       </w:r>
     </w:p>
     <w:p>
@@ -117,7 +125,7 @@
         <w:t xml:space="preserve">Why this metric: </w:t>
       </w:r>
       <w:r>
-        <w:t>See the discussion under Metric 1. This metric is reported alongside the raw SI — not instead of it — because the uncertainty ranges themselves carry information about which parameters matter in practice.</w:t>
+        <w:t>See discussion under Metric 1. Reported alongside the raw portfolio shift — not instead of it — because the actual uncertainty ranges matter for real decisions.</w:t>
       </w:r>
     </w:p>
     <w:p/>
@@ -127,7 +135,7 @@
           <w:b/>
           <w:sz w:val="22"/>
         </w:rPr>
-        <w:t>2.  Log-ratio of scores  (per-fund, per-worldview — explains the mechanism)</w:t>
+        <w:t>2.  Score magnitude change, per perspective  (explains the mechanism)</w:t>
       </w:r>
     </w:p>
     <w:p>
@@ -137,12 +145,17 @@
           <w:color w:val="444444"/>
           <w:sz w:val="20"/>
         </w:rPr>
-        <w:t>Formula:  log_ratio_{worldview}  =  log₁₀( score_new / score_base )</w:t>
+        <w:t>Formula:  magnitude change  =  log₁₀(|score after|) − log₁₀(|score before|)</w:t>
+        <w:br/>
+        <w:t>equivalently:      =  log₁₀( |score after| ÷ |score before| )</w:t>
       </w:r>
     </w:p>
     <w:p>
       <w:r>
-        <w:t>The base-10 logarithm of the ratio of new to base-case score, computed separately for each fund under each worldview. Columns in the output are named log_ratio_human_focused, log_ratio_animal_welfare, and log_ratio_longtermist. A value of 1 indicates a 10× change; 0.3 ≈ 2×; −1 = a 10-fold decrease. NaN is reported when either score is non-positive.</w:t>
+        <w:t>For each fund and each ethical perspective, we measure how many orders of magnitude the fund's cost-effectiveness score changed. A value of 1 means the score became 10× larger in magnitude; 0.3 ≈ 2×; −1 means it shrank to one-tenth its original size. The sign of the score (whether the fund looks beneficial or harmful) is reported separately in Metric 2b.</w:t>
+        <w:br/>
+        <w:br/>
+        <w:t>This is computed three times per fund — once under each ethical perspective — so a reader can see whether a scenario affects all perspectives equally or only some.</w:t>
       </w:r>
     </w:p>
     <w:p>
@@ -156,10 +169,13 @@
         <w:t xml:space="preserve">Why this metric: </w:t>
       </w:r>
       <w:r>
-        <w:t>GCR fund scores span many orders of magnitude depending on world-prior assumptions (e.g., 10¹ to 10⁸ life-years per $1M). A percentage-change metric would produce misleading comparisons across this range. The log-ratio is scale-invariant and symmetric: a doubling and a halving each have magnitude ≈ 0.3. It reveals the mechanism behind allocation shifts — did fund X increase by 2 orders of magnitude, or did fund Y decrease by 1 — which the headline sensitivity index alone cannot show.</w:t>
+        <w:t>Fund scores in this model range across many orders of magnitude. Under perspectives that place high weight on the very long-run future, a fund that prevents extinction may score trillions of times higher than one that improves animal welfare. A simple percentage change would be meaningless at these scales. Log-scale differences are the natural unit: a change of 1 always means a factor of 10, regardless of whether the baseline score is 100 or 10¹⁸.</w:t>
         <w:br/>
         <w:br/>
-        <w:t>Why per-worldview rather than an aggregate: Taking a credence-weighted average of scores across worldviews is itself a substantive aggregation choice that is not assumed here. A parameter change may shift fund scores in one worldview while leaving others unaffected — for example, a change to the stellar settlement speed has large effects under the longtermist worldview but near-zero effects under the human-focused worldview. Averaging would obscure this structure. Reporting per-worldview log-ratios lets analysts see exactly which ethical perspectives are driving any given scenario's allocation shift.</w:t>
+        <w:t>We use the absolute value of scores before taking the logarithm because some ethical perspectives assign negative scores to GCR funds (reflecting risk aversion about outcomes that could also be harmful). Without this, the calculation would be undefined whenever a score is negative or zero, and the sign change would be hidden inside the magnitude metric. Keeping them separate makes both signals unambiguous.</w:t>
+        <w:br/>
+        <w:br/>
+        <w:t>We report one value per ethical perspective rather than a single weighted average, because collapsing across perspectives is itself a value judgment we do not want to embed in the analysis. A parameter change might shift scores dramatically for someone who cares about the long-run future but be completely irrelevant to someone focused on near-term animal welfare — and a weighted average would hide that distinction.</w:t>
       </w:r>
     </w:p>
     <w:p/>
@@ -169,7 +185,7 @@
           <w:b/>
           <w:sz w:val="22"/>
         </w:rPr>
-        <w:t>3.  Rank change  (per-fund — diagnostic for threshold crossings)</w:t>
+        <w:t>2b.  Score direction, per perspective  (captures sign flips)</w:t>
       </w:r>
     </w:p>
     <w:p>
@@ -179,12 +195,23 @@
           <w:color w:val="444444"/>
           <w:sz w:val="20"/>
         </w:rPr>
-        <w:t>Formula:  rank_delta  =  rank_new − rank_base   (rank 1 = highest score)</w:t>
+        <w:t>Formula:  direction  =  "&lt;before sign&gt; / &lt;after sign&gt;"   where sign is + or −</w:t>
       </w:r>
     </w:p>
     <w:p>
       <w:r>
-        <w:t>The change in a fund's rank by score under the perturbed vs. base-case worldview. Positive = fund fell in the ranking; negative = fund improved.</w:t>
+        <w:t>For each fund and each ethical perspective, we record whether the fund's score was positive or negative before the scenario, and positive or negative after. The four possible values are:</w:t>
+        <w:br/>
+        <w:t xml:space="preserve">  +/+  score was positive and stayed positive</w:t>
+        <w:br/>
+        <w:t xml:space="preserve">  +/−  score flipped from positive to negative</w:t>
+        <w:br/>
+        <w:t xml:space="preserve">  −/+  score flipped from negative to positive</w:t>
+        <w:br/>
+        <w:t xml:space="preserve">  −/−  score was negative and stayed negative</w:t>
+        <w:br/>
+        <w:br/>
+        <w:t>A score of exactly zero is marked 0 (rare in practice).</w:t>
       </w:r>
     </w:p>
     <w:p>
@@ -198,7 +225,54 @@
         <w:t xml:space="preserve">Why this metric: </w:t>
       </w:r>
       <w:r>
-        <w:t>The greedy allocation algorithm has winner-take-all tendencies: a fund just below another fund's marginal cost-effectiveness may receive zero allocation, while a fund just above may receive a disproportionate share. A parameter change that looks modest in the sensitivity index can nonetheless flip the rank of two funds and cross a qualitative threshold — for example, moving a fund from 'receives nothing' to 'receives 30% of the portfolio.' Rank change flags this type of structural shift that the headline metric would understate.</w:t>
+        <w:t>A fund whose score changes sign has crossed a fundamental threshold: it has gone from looking beneficial to looking harmful (or vice versa) under that ethical perspective. This is a qualitatively different kind of change from a shift in magnitude — and it cannot be detected from the magnitude metric alone, which works on absolute values. Reporting direction separately ensures that both 'how much did the score change?' and 'did it cross from good to bad?' are always clearly visible.</w:t>
+      </w:r>
+    </w:p>
+    <w:p/>
+    <w:p>
+      <w:r>
+        <w:rPr>
+          <w:b/>
+          <w:sz w:val="22"/>
+        </w:rPr>
+        <w:t>3.  Ranking change, per perspective  (detects threshold crossings)</w:t>
+      </w:r>
+    </w:p>
+    <w:p>
+      <w:r>
+        <w:rPr>
+          <w:i/>
+          <w:color w:val="444444"/>
+          <w:sz w:val="20"/>
+        </w:rPr>
+        <w:t>Formula:  ranking change  =  rank after scenario − rank before scenario</w:t>
+        <w:br/>
+        <w:t>(rank 1 = highest-scoring fund;  positive value = fund fell in ranking)</w:t>
+      </w:r>
+    </w:p>
+    <w:p>
+      <w:r>
+        <w:t>For each ethical perspective, funds are ranked by their cost-effectiveness score from highest (rank 1) to lowest. We report how each fund's rank changed between the base case and the scenario. A positive number means the fund fell; a negative number means it rose.</w:t>
+      </w:r>
+    </w:p>
+    <w:p>
+      <w:pPr>
+        <w:ind w:left="360"/>
+      </w:pPr>
+      <w:r>
+        <w:rPr>
+          <w:b/>
+        </w:rPr>
+        <w:t xml:space="preserve">Why this metric: </w:t>
+      </w:r>
+      <w:r>
+        <w:t>The allocation model tends to concentrate funding: the highest-ranked fund receives money first, then the next-highest, and so on, with each fund receiving less as more money flows to it. A fund that slips from second place to third — even if its score barely changed — may drop from 'receives 20% of the budget' to 'receives nothing,' because the fund that overtook it now absorbs all the marginal dollars.</w:t>
+        <w:br/>
+        <w:br/>
+        <w:t>Rank change separates two distinct reasons a fund's allocation might shift: (a) its score changed in magnitude, or (b) the scores of other funds changed and it was overtaken. The magnitude metric (Metric 2) captures (a); rank change captures (b). Together they explain whether a portfolio shift was driven by a fund improving in absolute terms, or by the competitive landscape changing around it.</w:t>
+        <w:br/>
+        <w:br/>
+        <w:t>Ranks are based on scores alone — before the allocation process applies diminishing returns — so rank reflects pure cost-effectiveness ordering, not the final funding outcome.</w:t>
       </w:r>
     </w:p>
     <w:p/>
@@ -217,7 +291,7 @@
     </w:p>
     <w:p>
       <w:r>
-        <w:t>The following 11 scenarios are defined in run_sensitivity.py. Each modifies one parameter group while holding all others at their base-case distributions. Perturbation magnitudes were chosen to be large enough to produce unambiguous signal: order-of-magnitude (OOM) shifts for continuous parameters, and large probability-mass transfers for Dirichlet parameters. The 'Ratio' column shows the perturbation_ratio recorded in each scenario JSON, used to compute the normalized sensitivity index.</w:t>
+        <w:t>The following 11 scenarios each test what happens when one group of assumptions is changed while everything else is held fixed at its central estimate. The size of each change is chosen to be large enough to produce a clear signal — typically a factor-of-10 or factor-of-100 shift for quantities that vary continuously, or a complete redistribution of probability for quantities that sum to one. The 'Ratio' column records the factor by which the parameter was shifted, used to compute the per-OOM sensitivity metric.</w:t>
       </w:r>
     </w:p>
     <w:p/>
@@ -1297,12 +1371,12 @@
         <w:pStyle w:val="Heading2"/>
       </w:pPr>
       <w:r>
-        <w:t>Worldview Mixture Used in compare_sensitivity.py</w:t>
+        <w:t>Ethical Perspectives Used in the Comparison</w:t>
       </w:r>
     </w:p>
     <w:p>
       <w:r>
-        <w:t>Allocation comparisons use a moral parliament of three worldviews loaded from config/worldviewPresets.json. At each $2M allocation step, each worldview independently directs its credence-share of the budget to the fund with the highest marginal cost-effectiveness under that worldview's own parameters. This mirrors the quiz's voteCredenceWeightedCustom method and ensures that the analysis respects ethical pluralism rather than assuming a single aggregated view.</w:t>
+        <w:t>Rather than assuming a single set of values, the analysis runs under three distinct ethical perspectives simultaneously. The budget is divided across perspectives in proportion to their credence weights. At each $2M step, each perspective independently directs its share of the money to whichever fund looks most cost-effective from that perspective's point of view. The final allocation reflects all three perspectives in proportion to how much weight is placed on each.</w:t>
       </w:r>
     </w:p>
     <w:p/>
@@ -1321,7 +1395,7 @@
       <w:tr>
         <w:tc>
           <w:tcPr>
-            <w:tcW w:type="dxa" w:w="2880"/>
+            <w:tcW w:type="dxa" w:w="2592"/>
             <w:shd w:val="clear" w:color="auto" w:fill="1A237E"/>
           </w:tcPr>
           <w:p>
@@ -1331,13 +1405,13 @@
                 <w:color w:val="FFFFFF"/>
                 <w:sz w:val="18"/>
               </w:rPr>
-              <w:t>Worldview</w:t>
+              <w:t>Perspective</w:t>
             </w:r>
           </w:p>
         </w:tc>
         <w:tc>
           <w:tcPr>
-            <w:tcW w:type="dxa" w:w="1152"/>
+            <w:tcW w:type="dxa" w:w="1008"/>
             <w:shd w:val="clear" w:color="auto" w:fill="1A237E"/>
           </w:tcPr>
           <w:p>
@@ -1347,13 +1421,13 @@
                 <w:color w:val="FFFFFF"/>
                 <w:sz w:val="18"/>
               </w:rPr>
-              <w:t>Credence</w:t>
+              <w:t>Weight</w:t>
             </w:r>
           </w:p>
         </w:tc>
         <w:tc>
           <w:tcPr>
-            <w:tcW w:type="dxa" w:w="3168"/>
+            <w:tcW w:type="dxa" w:w="3312"/>
             <w:shd w:val="clear" w:color="auto" w:fill="1A237E"/>
           </w:tcPr>
           <w:p>
@@ -1363,13 +1437,13 @@
                 <w:color w:val="FFFFFF"/>
                 <w:sz w:val="18"/>
               </w:rPr>
-              <w:t>Risk profile</w:t>
+              <w:t>Attitude to risk</w:t>
             </w:r>
           </w:p>
         </w:tc>
         <w:tc>
           <w:tcPr>
-            <w:tcW w:type="dxa" w:w="4320"/>
+            <w:tcW w:type="dxa" w:w="4608"/>
             <w:shd w:val="clear" w:color="auto" w:fill="1A237E"/>
           </w:tcPr>
           <w:p>
@@ -1379,7 +1453,7 @@
                 <w:color w:val="FFFFFF"/>
                 <w:sz w:val="18"/>
               </w:rPr>
-              <w:t>p_extinction</w:t>
+              <w:t>Extinction discount</w:t>
             </w:r>
           </w:p>
         </w:tc>
@@ -1387,85 +1461,7 @@
       <w:tr>
         <w:tc>
           <w:tcPr>
-            <w:tcW w:type="dxa" w:w="2880"/>
-          </w:tcPr>
-          <w:p/>
-        </w:tc>
-        <w:tc>
-          <w:tcPr>
-            <w:tcW w:type="dxa" w:w="1152"/>
-          </w:tcPr>
-          <w:p/>
-        </w:tc>
-        <w:tc>
-          <w:tcPr>
-            <w:tcW w:type="dxa" w:w="3168"/>
-          </w:tcPr>
-          <w:p/>
-        </w:tc>
-        <w:tc>
-          <w:tcPr>
-            <w:tcW w:type="dxa" w:w="4320"/>
-          </w:tcPr>
-          <w:p/>
-        </w:tc>
-      </w:tr>
-      <w:tr>
-        <w:tc>
-          <w:tcPr>
-            <w:tcW w:type="dxa" w:w="2880"/>
-          </w:tcPr>
-          <w:p/>
-        </w:tc>
-        <w:tc>
-          <w:tcPr>
-            <w:tcW w:type="dxa" w:w="1152"/>
-          </w:tcPr>
-          <w:p/>
-        </w:tc>
-        <w:tc>
-          <w:tcPr>
-            <w:tcW w:type="dxa" w:w="3168"/>
-          </w:tcPr>
-          <w:p/>
-        </w:tc>
-        <w:tc>
-          <w:tcPr>
-            <w:tcW w:type="dxa" w:w="4320"/>
-          </w:tcPr>
-          <w:p/>
-        </w:tc>
-      </w:tr>
-      <w:tr>
-        <w:tc>
-          <w:tcPr>
-            <w:tcW w:type="dxa" w:w="2880"/>
-          </w:tcPr>
-          <w:p/>
-        </w:tc>
-        <w:tc>
-          <w:tcPr>
-            <w:tcW w:type="dxa" w:w="1152"/>
-          </w:tcPr>
-          <w:p/>
-        </w:tc>
-        <w:tc>
-          <w:tcPr>
-            <w:tcW w:type="dxa" w:w="3168"/>
-          </w:tcPr>
-          <w:p/>
-        </w:tc>
-        <w:tc>
-          <w:tcPr>
-            <w:tcW w:type="dxa" w:w="4320"/>
-          </w:tcPr>
-          <w:p/>
-        </w:tc>
-      </w:tr>
-      <w:tr>
-        <w:tc>
-          <w:tcPr>
-            <w:tcW w:type="dxa" w:w="2880"/>
+            <w:tcW w:type="dxa" w:w="2592"/>
             <w:shd w:val="clear" w:color="auto" w:fill="F3F4FE"/>
           </w:tcPr>
           <w:p>
@@ -1473,15 +1469,13 @@
               <w:rPr>
                 <w:sz w:val="18"/>
               </w:rPr>
-              <w:t>human_focused</w:t>
-              <w:br/>
-              <w:t>(near-term, human-centred)</w:t>
+              <w:t>Human-focused, near-term</w:t>
             </w:r>
           </w:p>
         </w:tc>
         <w:tc>
           <w:tcPr>
-            <w:tcW w:type="dxa" w:w="1152"/>
+            <w:tcW w:type="dxa" w:w="1008"/>
             <w:shd w:val="clear" w:color="auto" w:fill="F3F4FE"/>
           </w:tcPr>
           <w:p>
@@ -1495,7 +1489,7 @@
         </w:tc>
         <w:tc>
           <w:tcPr>
-            <w:tcW w:type="dxa" w:w="3168"/>
+            <w:tcW w:type="dxa" w:w="3312"/>
             <w:shd w:val="clear" w:color="auto" w:fill="F3F4FE"/>
           </w:tcPr>
           <w:p>
@@ -1503,13 +1497,13 @@
               <w:rPr>
                 <w:sz w:val="18"/>
               </w:rPr>
-              <w:t>0 — neutral expected value</w:t>
+              <w:t>Risk-neutral (takes expected values at face value)</w:t>
             </w:r>
           </w:p>
         </w:tc>
         <w:tc>
           <w:tcPr>
-            <w:tcW w:type="dxa" w:w="4320"/>
+            <w:tcW w:type="dxa" w:w="4608"/>
             <w:shd w:val="clear" w:color="auto" w:fill="F3F4FE"/>
           </w:tcPr>
           <w:p>
@@ -1517,7 +1511,7 @@
               <w:rPr>
                 <w:sz w:val="18"/>
               </w:rPr>
-              <w:t>10% (low concern for near-term extinction)</w:t>
+              <w:t>10% — relatively low concern that civilisation will not survive to benefit from long-run investments</w:t>
             </w:r>
           </w:p>
         </w:tc>
@@ -1525,7 +1519,7 @@
       <w:tr>
         <w:tc>
           <w:tcPr>
-            <w:tcW w:type="dxa" w:w="2880"/>
+            <w:tcW w:type="dxa" w:w="2592"/>
             <w:shd w:val="clear" w:color="auto" w:fill="FFFFFF"/>
           </w:tcPr>
           <w:p>
@@ -1533,15 +1527,13 @@
               <w:rPr>
                 <w:sz w:val="18"/>
               </w:rPr>
-              <w:t>animal_welfare</w:t>
-              <w:br/>
-              <w:t>(near-term, cross-species)</w:t>
+              <w:t>Animal welfare, near-term</w:t>
             </w:r>
           </w:p>
         </w:tc>
         <w:tc>
           <w:tcPr>
-            <w:tcW w:type="dxa" w:w="1152"/>
+            <w:tcW w:type="dxa" w:w="1008"/>
             <w:shd w:val="clear" w:color="auto" w:fill="FFFFFF"/>
           </w:tcPr>
           <w:p>
@@ -1555,7 +1547,7 @@
         </w:tc>
         <w:tc>
           <w:tcPr>
-            <w:tcW w:type="dxa" w:w="3168"/>
+            <w:tcW w:type="dxa" w:w="3312"/>
             <w:shd w:val="clear" w:color="auto" w:fill="FFFFFF"/>
           </w:tcPr>
           <w:p>
@@ -1563,13 +1555,13 @@
               <w:rPr>
                 <w:sz w:val="18"/>
               </w:rPr>
-              <w:t>1 — WLU-low (modest loss aversion)</w:t>
+              <w:t>Mildly loss-averse (bad outcomes weighted slightly more than good ones)</w:t>
             </w:r>
           </w:p>
         </w:tc>
         <w:tc>
           <w:tcPr>
-            <w:tcW w:type="dxa" w:w="4320"/>
+            <w:tcW w:type="dxa" w:w="4608"/>
             <w:shd w:val="clear" w:color="auto" w:fill="FFFFFF"/>
           </w:tcPr>
           <w:p>
@@ -1577,7 +1569,7 @@
               <w:rPr>
                 <w:sz w:val="18"/>
               </w:rPr>
-              <w:t>5%</w:t>
+              <w:t>5% — very low extinction concern; near-term welfare dominates</w:t>
             </w:r>
           </w:p>
         </w:tc>
@@ -1585,7 +1577,7 @@
       <w:tr>
         <w:tc>
           <w:tcPr>
-            <w:tcW w:type="dxa" w:w="2880"/>
+            <w:tcW w:type="dxa" w:w="2592"/>
             <w:shd w:val="clear" w:color="auto" w:fill="F3F4FE"/>
           </w:tcPr>
           <w:p>
@@ -1593,15 +1585,13 @@
               <w:rPr>
                 <w:sz w:val="18"/>
               </w:rPr>
-              <w:t>longtermist</w:t>
-              <w:br/>
-              <w:t>(high extinction concern)</w:t>
+              <w:t>Longtermist, high extinction concern</w:t>
             </w:r>
           </w:p>
         </w:tc>
         <w:tc>
           <w:tcPr>
-            <w:tcW w:type="dxa" w:w="1152"/>
+            <w:tcW w:type="dxa" w:w="1008"/>
             <w:shd w:val="clear" w:color="auto" w:fill="F3F4FE"/>
           </w:tcPr>
           <w:p>
@@ -1615,7 +1605,7 @@
         </w:tc>
         <w:tc>
           <w:tcPr>
-            <w:tcW w:type="dxa" w:w="3168"/>
+            <w:tcW w:type="dxa" w:w="3312"/>
             <w:shd w:val="clear" w:color="auto" w:fill="F3F4FE"/>
           </w:tcPr>
           <w:p>
@@ -1623,13 +1613,13 @@
               <w:rPr>
                 <w:sz w:val="18"/>
               </w:rPr>
-              <w:t>2 — WLU-moderate</w:t>
+              <w:t>Moderately loss-averse</w:t>
             </w:r>
           </w:p>
         </w:tc>
         <w:tc>
           <w:tcPr>
-            <w:tcW w:type="dxa" w:w="4320"/>
+            <w:tcW w:type="dxa" w:w="4608"/>
             <w:shd w:val="clear" w:color="auto" w:fill="F3F4FE"/>
           </w:tcPr>
           <w:p>
@@ -1637,7 +1627,7 @@
               <w:rPr>
                 <w:sz w:val="18"/>
               </w:rPr>
-              <w:t>50% (high discount on non-xrisk futures)</w:t>
+              <w:t>50% — high concern that future generations may not exist; strongly discounts benefits that only materialise if civilisation survives</w:t>
             </w:r>
           </w:p>
         </w:tc>
@@ -1646,7 +1636,7 @@
     <w:p/>
     <w:p>
       <w:r>
-        <w:t>Each worldview also has distinct moral weights (e.g. the human-focused worldview assigns near-zero weight to animal welfare; the animal welfare worldview assigns high weight to chickens and mammals) and discount factors (the longtermist worldview is nearly undiscounted out to 500 years; the human-focused worldview discounts sharply beyond 20 years). Full values are in config/worldviewPresets.json.</w:t>
+        <w:t>Each perspective also assigns different relative values to human and animal welfare (the human-focused perspective places near-zero weight on animal wellbeing; the animal welfare perspective weights chickens, fish, and mammals substantially) and discounts the future at different rates (the longtermist perspective treats outcomes 500 years from now as nearly as important as outcomes today; the human-focused perspective discounts sharply beyond 20 years). These differences mean the three perspectives often disagree sharply on which fund deserves the most money.</w:t>
       </w:r>
     </w:p>
     <w:p/>

--- a/sensitivity-analysis/sensitivity_methodology.docx
+++ b/sensitivity-analysis/sensitivity_methodology.docx
@@ -19,7 +19,7 @@
         <w:rPr>
           <w:color w:val="555555"/>
         </w:rPr>
-        <w:t>Rethink Priorities  ·  Generated April 14, 2026</w:t>
+        <w:t>Rethink Priorities  ·  Generated April 15, 2026</w:t>
       </w:r>
     </w:p>
     <w:p/>
@@ -135,7 +135,7 @@
           <w:b/>
           <w:sz w:val="22"/>
         </w:rPr>
-        <w:t>2.  Score magnitude change, per perspective  (explains the mechanism)</w:t>
+        <w:t>2.  Effect magnitude change, by risk attitude and time period  (explains the mechanism)</w:t>
       </w:r>
     </w:p>
     <w:p>
@@ -145,17 +145,17 @@
           <w:color w:val="444444"/>
           <w:sz w:val="20"/>
         </w:rPr>
-        <w:t>Formula:  magnitude change  =  log₁₀(|score after|) − log₁₀(|score before|)</w:t>
+        <w:t>Formula:  magnitude change  =  log₁₀(|value after|) − log₁₀(|value before|)</w:t>
         <w:br/>
-        <w:t>equivalently:      =  log₁₀( |score after| ÷ |score before| )</w:t>
+        <w:t>equivalently:      =  log₁₀( |value after| ÷ |value before| )</w:t>
       </w:r>
     </w:p>
     <w:p>
       <w:r>
-        <w:t>For each fund and each ethical perspective, we measure how many orders of magnitude the fund's cost-effectiveness score changed. A value of 1 means the score became 10× larger in magnitude; 0.3 ≈ 2×; −1 means it shrank to one-tenth its original size. The sign of the score (whether the fund looks beneficial or harmful) is reported separately in Metric 2b.</w:t>
+        <w:t>Each fund is made up of individual effects — for example, 'human life-years saved per dollar' or 'chicken welfare improvements per dollar.' For each effect, each risk attitude (8 profiles, from risk-neutral to ambiguity-averse), and each time horizon (6 periods covering near-term through very long-run), we measure how many orders of magnitude the underlying effect value changed. A value of 1 means the quantity became 10× larger in magnitude; 0.3 ≈ 2×; −1 means it shrank to one-tenth its original size. The direction of the change (whether the value turned from positive to negative or vice versa) is reported separately in Metric 2b.</w:t>
         <w:br/>
         <w:br/>
-        <w:t>This is computed three times per fund — once under each ethical perspective — so a reader can see whether a scenario affects all perspectives equally or only some.</w:t>
+        <w:t>The result is a table with one row per fund-effect pair and 96 measurement columns — one OOM column and one sign column for each of the 48 risk-attitude × time-period combinations.</w:t>
       </w:r>
     </w:p>
     <w:p>
@@ -169,13 +169,16 @@
         <w:t xml:space="preserve">Why this metric: </w:t>
       </w:r>
       <w:r>
-        <w:t>Fund scores in this model range across many orders of magnitude. Under perspectives that place high weight on the very long-run future, a fund that prevents extinction may score trillions of times higher than one that improves animal welfare. A simple percentage change would be meaningless at these scales. Log-scale differences are the natural unit: a change of 1 always means a factor of 10, regardless of whether the baseline score is 100 or 10¹⁸.</w:t>
+        <w:t>Effect values in this model span many orders of magnitude. A simple percentage change would be meaningless at these scales. Log-scale differences are the natural unit: a change of 1 always means a factor of 10, regardless of whether the baseline value is 100 or 10¹⁸.</w:t>
         <w:br/>
         <w:br/>
-        <w:t>We use the absolute value of scores before taking the logarithm because some ethical perspectives assign negative scores to GCR funds (reflecting risk aversion about outcomes that could also be harmful). Without this, the calculation would be undefined whenever a score is negative or zero, and the sign change would be hidden inside the magnitude metric. Keeping them separate makes both signals unambiguous.</w:t>
+        <w:t>We measure at the level of raw effect values — before moral weights, discount rates, or extinction probabilities are applied — because that makes the metric independent of any particular ethical perspective. Every reader, regardless of their values, sees exactly the same number. The ethical weighting happens later, when these raw changes flow through to fund scores and ultimately to allocations.</w:t>
         <w:br/>
         <w:br/>
-        <w:t>We report one value per ethical perspective rather than a single weighted average, because collapsing across perspectives is itself a value judgment we do not want to embed in the analysis. A parameter change might shift scores dramatically for someone who cares about the long-run future but be completely irrelevant to someone focused on near-term animal welfare — and a weighted average would hide that distinction.</w:t>
+        <w:t>We use the absolute value before taking the logarithm because some risk attitudes assign negative values to outcomes that could be harmful. Without this, the calculation would be undefined whenever a value is negative or zero, and a sign flip would be hidden inside the magnitude number. Keeping them separate makes both signals unambiguous.</w:t>
+        <w:br/>
+        <w:br/>
+        <w:t>We report separately for each risk attitude and time period rather than collapsing to a single number, because collapsing is itself a value judgment we do not want to embed in the analysis. A parameter change might substantially shift what a risk-neutral model says while leaving a loss-averse model unchanged — and an average would hide that.</w:t>
       </w:r>
     </w:p>
     <w:p/>
@@ -185,7 +188,7 @@
           <w:b/>
           <w:sz w:val="22"/>
         </w:rPr>
-        <w:t>2b.  Score direction, per perspective  (captures sign flips)</w:t>
+        <w:t>2b.  Effect direction, by risk attitude and time period  (captures sign flips)</w:t>
       </w:r>
     </w:p>
     <w:p>
@@ -200,18 +203,18 @@
     </w:p>
     <w:p>
       <w:r>
-        <w:t>For each fund and each ethical perspective, we record whether the fund's score was positive or negative before the scenario, and positive or negative after. The four possible values are:</w:t>
+        <w:t>For each fund-effect pair, risk attitude, and time period, we record whether the underlying effect value was positive or negative before the scenario and positive or negative after. The four possible values are:</w:t>
         <w:br/>
-        <w:t xml:space="preserve">  +/+  score was positive and stayed positive</w:t>
+        <w:t xml:space="preserve">  +/+  value was positive and stayed positive</w:t>
         <w:br/>
-        <w:t xml:space="preserve">  +/−  score flipped from positive to negative</w:t>
+        <w:t xml:space="preserve">  +/−  value flipped from positive to negative</w:t>
         <w:br/>
-        <w:t xml:space="preserve">  −/+  score flipped from negative to positive</w:t>
+        <w:t xml:space="preserve">  −/+  value flipped from negative to positive</w:t>
         <w:br/>
-        <w:t xml:space="preserve">  −/−  score was negative and stayed negative</w:t>
+        <w:t xml:space="preserve">  −/−  value was negative and stayed negative</w:t>
         <w:br/>
         <w:br/>
-        <w:t>A score of exactly zero is marked 0 (rare in practice).</w:t>
+        <w:t>A value of exactly zero is marked 0 (rare in practice).</w:t>
       </w:r>
     </w:p>
     <w:p>
@@ -225,7 +228,7 @@
         <w:t xml:space="preserve">Why this metric: </w:t>
       </w:r>
       <w:r>
-        <w:t>A fund whose score changes sign has crossed a fundamental threshold: it has gone from looking beneficial to looking harmful (or vice versa) under that ethical perspective. This is a qualitatively different kind of change from a shift in magnitude — and it cannot be detected from the magnitude metric alone, which works on absolute values. Reporting direction separately ensures that both 'how much did the score change?' and 'did it cross from good to bad?' are always clearly visible.</w:t>
+        <w:t>An effect value that changes sign has crossed a fundamental threshold: the scenario has caused a fund to look beneficial under one risk attitude but harmful under another, or has reversed that picture. This is a qualitatively different kind of change from a shift in magnitude — and it cannot be detected from the magnitude metric alone, which works on absolute values. Reporting direction separately ensures that both 'how much did the value change?' and 'did it cross from good to bad?' are always clearly visible.</w:t>
       </w:r>
     </w:p>
     <w:p/>
@@ -245,14 +248,14 @@
           <w:color w:val="444444"/>
           <w:sz w:val="20"/>
         </w:rPr>
-        <w:t>Formula:  ranking change  =  rank after scenario − rank before scenario</w:t>
+        <w:t>Formula:  ranking change  =  rank before scenario − rank after scenario</w:t>
         <w:br/>
-        <w:t>(rank 1 = highest-scoring fund;  positive value = fund fell in ranking)</w:t>
+        <w:t>(rank 1 = highest-scoring fund;  positive value = fund rose in ranking)</w:t>
       </w:r>
     </w:p>
     <w:p>
       <w:r>
-        <w:t>For each ethical perspective, funds are ranked by their cost-effectiveness score from highest (rank 1) to lowest. We report how each fund's rank changed between the base case and the scenario. A positive number means the fund fell; a negative number means it rose.</w:t>
+        <w:t>For each ethical perspective, funds are ranked by their cost-effectiveness score from highest (rank 1) to lowest. We report how each fund's rank changed between the base case and the scenario. A positive number means the fund rose (e.g. moved from 3rd to 1st = +2); a negative number means it fell.</w:t>
       </w:r>
     </w:p>
     <w:p>
